--- a/generated/sources/systems/planning/sop_minutes/2026-10-05_SOP_FW26_minutes.docx
+++ b/generated/sources/systems/planning/sop_minutes/2026-10-05_SOP_FW26_minutes.docx
@@ -39,7 +39,7 @@
         <w:pStyle w:val="Heading2"/>
       </w:pPr>
       <w:r>
-        <w:t>1. ILVARO powder pink – after the K-pop effect</w:t>
+        <w:t>1. IRIDIA powder pink – after the K-pop effect</w:t>
       </w:r>
     </w:p>
     <w:p>
@@ -47,7 +47,7 @@
         <w:pStyle w:val="ListBullet"/>
       </w:pPr>
       <w:r>
-        <w:t>Asia sold out in stores and online between 02/10 and 04/10. Waiting lists SEL01, SEL02, TYO01, SHA01, HKG01, SIN01. Some spill-over on ILVARO black and off-white.</w:t>
+        <w:t>Asia sold out in stores and online between 02/10 and 04/10. Waiting lists SEL01, SEL02, TYO01, SHA01, HKG01, SIN01. Some spill-over on IRIDIA black and off-white.</w:t>
       </w:r>
     </w:p>
     <w:p>
@@ -105,7 +105,7 @@
         <w:pStyle w:val="Heading2"/>
       </w:pPr>
       <w:r>
-        <w:t>2. ILVARO black</w:t>
+        <w:t>2. IRIDIA black</w:t>
       </w:r>
     </w:p>
     <w:p>
@@ -121,7 +121,7 @@
         <w:pStyle w:val="Heading2"/>
       </w:pPr>
       <w:r>
-        <w:t>3. MAIRE black</w:t>
+        <w:t>3. AUREA black</w:t>
       </w:r>
     </w:p>
     <w:p>
@@ -155,7 +155,7 @@
         <w:pStyle w:val="ListBullet"/>
       </w:pPr>
       <w:r>
-        <w:t>IBT: Milan got 3 pcs from Rome, Harrods 2 from New Bond St. Paris got nothing (Cannes refused, Geneva cross-border not allowed). Courmayeur has black Maire in stock but is closed for the season.</w:t>
+        <w:t>IBT: Milan got 3 pcs from Rome, Harrods 2 from New Bond St. Paris got nothing (Cannes refused, Geneva cross-border not allowed). Courmayeur has black Aurea in stock but is closed for the season.</w:t>
       </w:r>
     </w:p>
     <w:p>
@@ -171,7 +171,7 @@
         <w:pStyle w:val="Heading2"/>
       </w:pPr>
       <w:r>
-        <w:t>4. Genius POLARIS – week 1-2</w:t>
+        <w:t>4. Couture ASTRA – week 1-2</w:t>
       </w:r>
     </w:p>
     <w:p>
@@ -187,7 +187,7 @@
         <w:pStyle w:val="ListBullet"/>
       </w:pPr>
       <w:r>
-        <w:t xml:space="preserve">Proposal Chen: move black POLARIS from IT10 to HK30 (STO). </w:t>
+        <w:t xml:space="preserve">Proposal Chen: move black ASTRA from IT10 to HK30 (STO). </w:t>
       </w:r>
       <w:r>
         <w:rPr>
@@ -202,7 +202,7 @@
         <w:pStyle w:val="ListBullet"/>
       </w:pPr>
       <w:r>
-        <w:t>Bellini admits the allocation assumption (EU like the 2025 Genius drop / CN profile) was wrong.</w:t>
+        <w:t>Bellini admits the allocation assumption (EU like the 2025 Couture drop / CN profile) was wrong.</w:t>
       </w:r>
     </w:p>
     <w:p>
@@ -210,7 +210,7 @@
         <w:pStyle w:val="Heading2"/>
       </w:pPr>
       <w:r>
-        <w:t>5. TIB vest – zipper defect</w:t>
+        <w:t>5. VEL vest – zipper defect</w:t>
       </w:r>
     </w:p>
     <w:p>
@@ -259,7 +259,7 @@
         <w:pStyle w:val="ListBullet"/>
       </w:pPr>
       <w:r>
-        <w:t>MAD01 mispick (navy MAYA instead of black, two deliveries): root cause bin labels swapped at CSG; cycle count 06/10. Black MAYA in Thursday's delivery.</w:t>
+        <w:t>MAD01 mispick (navy NOVA instead of black, two deliveries): root cause bin labels swapped at CSG; cycle count 06/10. Black NOVA in Thursday's delivery.</w:t>
       </w:r>
     </w:p>
     <w:p>
@@ -291,7 +291,7 @@
         <w:pStyle w:val="ListBullet"/>
       </w:pPr>
       <w:r>
-        <w:t>LOGO CARDIGAN size M: DC sold out since 01/10, knit re-order 4500221905 wk44 (30/10). Galli: MIL01 has only 1-2 left.</w:t>
+        <w:t>VLOGO CARDIGAN size M: DC sold out since 01/10, knit re-order 4500221905 wk44 (30/10). Galli: MIL01 has only 1-2 left.</w:t>
       </w:r>
     </w:p>
     <w:p>
@@ -411,7 +411,7 @@
           </w:tcPr>
           <w:p>
             <w:r>
-              <w:t>STO POLARIS IT10→HK30</w:t>
+              <w:t>STO ASTRA IT10→HK30</w:t>
             </w:r>
           </w:p>
         </w:tc>
@@ -443,7 +443,7 @@
           </w:tcPr>
           <w:p>
             <w:r>
-              <w:t>Allocation plan for the 420 MAIRE black (EMEA)</w:t>
+              <w:t>Allocation plan for the 420 AUREA black (EMEA)</w:t>
             </w:r>
           </w:p>
         </w:tc>
@@ -475,7 +475,7 @@
           </w:tcPr>
           <w:p>
             <w:r>
-              <w:t>Retry PR gifting ILVARO pink after 08/10</w:t>
+              <w:t>Retry PR gifting IRIDIA pink after 08/10</w:t>
             </w:r>
           </w:p>
         </w:tc>
@@ -507,7 +507,7 @@
           </w:tcPr>
           <w:p>
             <w:r>
-              <w:t>Rule for TIB 2607 units on the shop floor</w:t>
+              <w:t>Rule for VEL 2607 units on the shop floor</w:t>
             </w:r>
           </w:p>
         </w:tc>
